--- a/mortgage/word_templates/mortgage_report_template.docx
+++ b/mortgage/word_templates/mortgage_report_template.docx
@@ -318,7 +318,11 @@
           <w:tcPr>
             <w:tcW w:w="3970" w:type="dxa"/>
           </w:tcPr>
-          <w:p/>
+          <w:p>
+            <w:pPr>
+              <w:jc w:val="both"/>
+            </w:pPr>
+          </w:p>
         </w:tc>
         <w:tc>
           <w:tcPr>
@@ -564,7 +568,11 @@
           <w:tcPr>
             <w:tcW w:w="3970" w:type="dxa"/>
           </w:tcPr>
-          <w:p/>
+          <w:p>
+            <w:pPr>
+              <w:jc w:val="both"/>
+            </w:pPr>
+          </w:p>
         </w:tc>
         <w:tc>
           <w:tcPr>
@@ -604,23 +612,73 @@
                 <w:b/>
                 <w:bCs/>
               </w:rPr>
-              <w:t xml:space="preserve">Ссылка на карту </w:t>
+              <w:t xml:space="preserve">Ссылка на карту ЖК </w:t>
             </w:r>
-            <w:r>
+          </w:p>
+        </w:tc>
+        <w:tc>
+          <w:tcPr>
+            <w:tcW w:w="3970" w:type="dxa"/>
+          </w:tcPr>
+          <w:p/>
+        </w:tc>
+        <w:tc>
+          <w:tcPr>
+            <w:tcW w:w="4677" w:type="dxa"/>
+            <w:vMerge/>
+          </w:tcPr>
+          <w:p>
+            <w:pPr>
+              <w:ind w:right="-426"/>
+              <w:rPr>
+                <w:rFonts w:cs="Times New Roman"/>
+              </w:rPr>
+            </w:pPr>
+          </w:p>
+        </w:tc>
+      </w:tr>
+      <w:tr>
+        <w:trPr>
+          <w:trHeight w:val="284"/>
+        </w:trPr>
+        <w:tc>
+          <w:tcPr>
+            <w:tcW w:w="2410" w:type="dxa"/>
+          </w:tcPr>
+          <w:p>
+            <w:pPr>
+              <w:ind w:right="-426"/>
               <w:rPr>
                 <w:rFonts w:cs="Times New Roman"/>
                 <w:b/>
                 <w:bCs/>
               </w:rPr>
-              <w:t>ЖК</w:t>
-            </w:r>
+            </w:pPr>
             <w:r>
               <w:rPr>
                 <w:rFonts w:cs="Times New Roman"/>
                 <w:b/>
                 <w:bCs/>
               </w:rPr>
-              <w:t xml:space="preserve"> </w:t>
+              <w:t xml:space="preserve">Дополнительные </w:t>
+            </w:r>
+          </w:p>
+          <w:p>
+            <w:pPr>
+              <w:ind w:right="-426"/>
+              <w:rPr>
+                <w:rFonts w:cs="Times New Roman"/>
+                <w:b/>
+                <w:bCs/>
+              </w:rPr>
+            </w:pPr>
+            <w:r>
+              <w:rPr>
+                <w:rFonts w:cs="Times New Roman"/>
+                <w:b/>
+                <w:bCs/>
+              </w:rPr>
+              <w:t>ссылки</w:t>
             </w:r>
           </w:p>
         </w:tc>
@@ -649,7 +707,6 @@
     <w:p>
       <w:pPr>
         <w:ind w:left="-1276" w:right="-426"/>
-        <w:jc w:val="right"/>
         <w:rPr>
           <w:rFonts w:cs="Times New Roman"/>
         </w:rPr>
@@ -657,12 +714,16 @@
     </w:p>
     <w:p>
       <w:pPr>
-        <w:ind w:left="-1276" w:right="-426"/>
-        <w:jc w:val="right"/>
         <w:rPr>
           <w:rFonts w:cs="Times New Roman"/>
         </w:rPr>
       </w:pPr>
+      <w:r>
+        <w:rPr>
+          <w:rFonts w:cs="Times New Roman"/>
+        </w:rPr>
+        <w:br w:type="page"/>
+      </w:r>
     </w:p>
     <w:tbl>
       <w:tblPr>
@@ -687,7 +748,6 @@
           <w:p>
             <w:pPr>
               <w:ind w:right="-426"/>
-              <w:jc w:val="center"/>
               <w:rPr>
                 <w:rFonts w:cs="Times New Roman"/>
               </w:rPr>
@@ -698,6 +758,7 @@
                 <w:b/>
                 <w:bCs/>
               </w:rPr>
+              <w:lastRenderedPageBreak/>
               <w:t>Параметра объекта недвижимости</w:t>
             </w:r>
           </w:p>
@@ -1179,7 +1240,6 @@
           <w:p>
             <w:pPr>
               <w:ind w:right="-426"/>
-              <w:jc w:val="center"/>
               <w:rPr>
                 <w:b/>
                 <w:bCs/>
@@ -1319,6 +1379,7 @@
     <w:p>
       <w:pPr>
         <w:spacing w:after="0"/>
+        <w:jc w:val="both"/>
         <w:rPr>
           <w:noProof/>
         </w:rPr>
@@ -1432,39 +1493,6 @@
         <w:ind w:right="-426"/>
         <w:rPr>
           <w:rFonts w:cs="Times New Roman"/>
-        </w:rPr>
-      </w:pPr>
-    </w:p>
-    <w:p>
-      <w:pPr>
-        <w:ind w:right="-426"/>
-        <w:rPr>
-          <w:rFonts w:cs="Times New Roman"/>
-        </w:rPr>
-      </w:pPr>
-    </w:p>
-    <w:p>
-      <w:pPr>
-        <w:ind w:right="-426"/>
-        <w:rPr>
-          <w:rFonts w:cs="Times New Roman"/>
-        </w:rPr>
-      </w:pPr>
-    </w:p>
-    <w:p>
-      <w:pPr>
-        <w:ind w:right="-426"/>
-        <w:rPr>
-          <w:rFonts w:cs="Times New Roman"/>
-        </w:rPr>
-      </w:pPr>
-    </w:p>
-    <w:p>
-      <w:pPr>
-        <w:ind w:right="-426"/>
-        <w:rPr>
-          <w:rFonts w:cs="Times New Roman"/>
-          <w:lang w:val="en-US"/>
         </w:rPr>
       </w:pPr>
     </w:p>
